--- a/portal/files/KORbuild Daily - Overview.docx
+++ b/portal/files/KORbuild Daily - Overview.docx
@@ -55,7 +55,35 @@
           <w:b w:val="0"/>
           <w:i w:val="0"/>
         </w:rPr>
-        <w:t>). Every workday, the person in charge on site records the weather, the crew, the equipment, the work performed, the issues and the photos. The office reviews and approves the report, and the approved report is sealed and shared with the client as a link or a PDF.</w:t>
+        <w:t xml:space="preserve">). Every workday, the subcontractor's person in charge on site records the weather, the crew, the equipment, the work performed, the issues and the photos. The </w:t>
+      </w:r>
+      <w:r>
+        <w:rPr>
+          <w:b/>
+          <w:i w:val="0"/>
+        </w:rPr>
+        <w:t>general contractor</w:t>
+      </w:r>
+      <w:r>
+        <w:rPr>
+          <w:b w:val="0"/>
+          <w:i w:val="0"/>
+        </w:rPr>
+        <w:t xml:space="preserve"> of the job reviews and approves the report — or the subcontractor itself, on a job it has directly with the owner — and the approved report is sealed and shared with the client as a link or a PDF. See </w:t>
+      </w:r>
+      <w:r>
+        <w:rPr>
+          <w:b w:val="0"/>
+          <w:i w:val="0"/>
+        </w:rPr>
+        <w:t>How KORbuild is organized</w:t>
+      </w:r>
+      <w:r>
+        <w:rPr>
+          <w:b w:val="0"/>
+          <w:i w:val="0"/>
+        </w:rPr>
+        <w:t>.</w:t>
       </w:r>
     </w:p>
     <w:p>
@@ -222,7 +250,7 @@
                 <w:i w:val="0"/>
                 <w:sz w:val="18"/>
               </w:rPr>
-              <w:t>Foreman / superintendent</w:t>
+              <w:t>Subcontractor's foreman</w:t>
             </w:r>
           </w:p>
         </w:tc>
@@ -254,7 +282,7 @@
                 <w:i w:val="0"/>
                 <w:sz w:val="18"/>
               </w:rPr>
-              <w:t>Fills out and submits the report of each job, every workday; fixes reports sent back by the office.</w:t>
+              <w:t>Fills out and submits the report of each job, every workday; fixes reports sent back.</w:t>
             </w:r>
           </w:p>
         </w:tc>
@@ -272,7 +300,7 @@
                 <w:i w:val="0"/>
                 <w:sz w:val="18"/>
               </w:rPr>
-              <w:t>Office</w:t>
+              <w:t>General contractor</w:t>
             </w:r>
             <w:r>
               <w:rPr>
@@ -312,7 +340,57 @@
                 <w:i w:val="0"/>
                 <w:sz w:val="18"/>
               </w:rPr>
-              <w:t>Follows the jobs on the dashboard, reviews, approves or requests changes, shares with the client.</w:t>
+              <w:t>Follows every subcontractor on each job, reviews, approves or requests changes, shares with the owner. Does not fill out reports.</w:t>
+            </w:r>
+          </w:p>
+        </w:tc>
+      </w:tr>
+      <w:tr>
+        <w:tc>
+          <w:tcPr>
+            <w:tcW w:type="dxa" w:w="3249"/>
+          </w:tcPr>
+          <w:p>
+            <w:r/>
+            <w:r>
+              <w:rPr>
+                <w:b/>
+                <w:i w:val="0"/>
+                <w:sz w:val="18"/>
+              </w:rPr>
+              <w:t>Subcontractor's office</w:t>
+            </w:r>
+          </w:p>
+        </w:tc>
+        <w:tc>
+          <w:tcPr>
+            <w:tcW w:type="dxa" w:w="3249"/>
+          </w:tcPr>
+          <w:p>
+            <w:r/>
+            <w:r>
+              <w:rPr>
+                <w:b w:val="0"/>
+                <w:i w:val="0"/>
+                <w:sz w:val="18"/>
+              </w:rPr>
+              <w:t>Computer</w:t>
+            </w:r>
+          </w:p>
+        </w:tc>
+        <w:tc>
+          <w:tcPr>
+            <w:tcW w:type="dxa" w:w="3249"/>
+          </w:tcPr>
+          <w:p>
+            <w:r/>
+            <w:r>
+              <w:rPr>
+                <w:b w:val="0"/>
+                <w:i w:val="0"/>
+                <w:sz w:val="18"/>
+              </w:rPr>
+              <w:t>Follows its own reports; approves them only on its jobs directly with an owner.</w:t>
             </w:r>
           </w:p>
         </w:tc>
@@ -1153,7 +1231,7 @@
                 <w:i w:val="0"/>
                 <w:sz w:val="18"/>
               </w:rPr>
-              <w:t>Received by the office.</w:t>
+              <w:t>Received by whoever approves it.</w:t>
             </w:r>
           </w:p>
         </w:tc>
@@ -1169,7 +1247,7 @@
                 <w:i w:val="0"/>
                 <w:sz w:val="18"/>
               </w:rPr>
-              <w:t>Office: approve or request changes.</w:t>
+              <w:t>The general contractor (or the sub, on its own job): approve or request changes.</w:t>
             </w:r>
           </w:p>
         </w:tc>
@@ -1269,7 +1347,7 @@
                 <w:i w:val="0"/>
                 <w:sz w:val="18"/>
               </w:rPr>
-              <w:t>Office: share with the client.</w:t>
+              <w:t>Share with the client.</w:t>
             </w:r>
           </w:p>
         </w:tc>
@@ -1405,7 +1483,7 @@
           <w:b w:val="0"/>
           <w:i w:val="0"/>
         </w:rPr>
-        <w:t xml:space="preserve"> are set up once, for the whole company (Settings › Jobs): address, geofence, deadline, who fills out the report and the workdays.</w:t>
+        <w:t xml:space="preserve"> are set up once per company (Settings › Jobs). The general contractor registers its jobs; each subcontractor has its own job linked to the general contractor's, with who fills out the report and the workdays.</w:t>
       </w:r>
     </w:p>
     <w:sectPr>
